--- a/rapports/16_02_2026/ABD/coh_EQ16_sup_043201010082.docx
+++ b/rapports/16_02_2026/ABD/coh_EQ16_sup_043201010082.docx
@@ -25,7 +25,7 @@
         <w:br/>
         <w:t>Grappe: 043201010082</w:t>
         <w:br/>
-        <w:t>Date: 16/02/2026 a 12:40</w:t>
+        <w:t>Date: 16/02/2026 a 12:58</w:t>
       </w:r>
     </w:p>
     <w:p/>

--- a/rapports/16_02_2026/ABD/coh_EQ16_sup_043201010082.docx
+++ b/rapports/16_02_2026/ABD/coh_EQ16_sup_043201010082.docx
@@ -25,7 +25,7 @@
         <w:br/>
         <w:t>Grappe: 043201010082</w:t>
         <w:br/>
-        <w:t>Date: 16/02/2026 a 12:58</w:t>
+        <w:t>Date: 16/02/2026 a 13:04</w:t>
       </w:r>
     </w:p>
     <w:p/>
@@ -119,7 +119,7 @@
           </w:tcPr>
           <w:p>
             <w:r>
-              <w:t>28</w:t>
+              <w:t>26</w:t>
             </w:r>
           </w:p>
         </w:tc>
@@ -988,7 +988,7 @@
         <w:rPr>
           <w:sz w:val="20"/>
         </w:rPr>
-        <w:t>- Attention ! Le prix unitaire d'achat (2000 Fcfa) de Capitaine frais en Tas (Moyen) est relativement élevé par rapport aux autres prix observés dans cette zone. Prière de corriger ou de confirmer avec le QG. Incohérence!! Dans ce ménage, chaque individus consomme par jour 38.91857 Kg  de cereale; Prière de revoir les quantités prises de ces produits. Le ménage a consommé Ail mais les informations sur la quantité, l'unité ou la taille ne sont pas renseignées.Prière de renseigner. Le ménage a consommé Aubergine   mais les informations sur la quantité, l'unité ou la taille ne sont pas renseignées.Prière de renseigner. Le ménage a consommé Aubergine sauvage  mais les informations sur la quantité, l'unité ou la taille ne sont pas renseignées.Prière de renseigner. Le ménage a consommé Banane douce mais les informations sur la quantité, l'unité ou la taille ne sont pas renseignées.Prière de renseigner. Le ménage a consommé Beurre mais les informations sur la quantité, l'unité ou la taille ne sont pas renseignées.Prière de renseigner. Le ménage a consommé Café en poudre soluble mais les informations sur la quantité, l'unité ou la taille ne sont pas renseignées.Prière de renseigner. Le ménage a consommé Carotte mais les informations sur la quantité, l'unité ou la taille ne sont pas renseignées.Prière de renseigner. Le ménage a consommé Chocolat pâte à tartiner mais les informations sur la quantité, l'unité ou la taille ne sont pas renseignées.Prière de renseigner. Le ménage a consommé Choux mais les informations sur la quantité, l'unité ou la taille ne sont pas renseignées.Prière de renseigner. Le ménage a consommé Citron mais les informations sur la quantité, l'unité ou la taille ne sont pas renseignées.Prière de renseigner. Le ménage a consommé Courge mais les informations sur la quantité, l'unité ou la taille ne sont pas renseignées.Prière de renseigner. Le ménage a consommé Cube alimentaire (Maggi, Jumbo, ) mais les informations sur la quantité, l'unité ou la taille ne sont pas renseignées.Prière de renseigner. Le ménage a consommé Eau minérale/filtrée en bouteille importée mais les informations sur la quantité, l'unité ou la taille ne sont pas renseignées.Prière de renseigner. Le ménage a consommé Feuilles de  Haricot mais les informations sur la quantité, l'unité ou la taille ne sont pas renseignées.Prière de renseigner. Le ménage a consommé Fromage mais les informations sur la quantité, l'unité ou la taille ne sont pas renseignées.Prière de renseigner. Le ménage a consommé Fruit de baobab (pain de singe) mais les informations sur la quantité, l'unité ou la taille ne sont pas renseignées.Prière de renseigner. Le ménage a consommé Gombo frais mais les informations sur la quantité, l'unité ou la taille ne sont pas renseignées.Prière de renseigner. Le ménage a consommé Huile de soja  mais les informations sur la quantité, l'unité ou la taille ne sont pas renseignées.Prière de renseigner. Le ménage a consommé Lait en poudre mais les informations sur la quantité, l'unité ou la taille ne sont pas renseignées.Prière de renseigner. Le ménage a consommé Manioc en tubercules mais les informations sur la quantité, l'unité ou la taille ne sont pas renseignées.Prière de renseigner. Le ménage a consommé Mayonnaise mais les informations sur la quantité, l'unité ou la taille ne sont pas renseignées.Prière de renseigner. Le ménage a consommé Moutarde mais les informations sur la quantité, l'unité ou la taille ne sont pas renseignées.Prière de renseigner. Le ménage a consommé Niébé/Haricots secs mais les informations sur la quantité, l'unité ou la taille ne sont pas renseignées.Prière de renseigner. Le ménage a consommé Oignon frais mais les informations sur la quantité, l'unité ou la taille ne sont pas renseignées.Prière de renseigner. Le ménage a consommé Orange  mais les informations sur la quantité, l'unité ou la taille ne sont pas renseignées.Prière de renseigner. Le ménage a consommé Pastèque mais les informations sur la quantité, l'unité ou la taille ne sont pas renseignées.Prière de renseigner. Le ménage a consommé Patate douce mais les informations sur la quantité, l'unité ou la taille ne sont pas renseignées.Prière de renseigner. Le ménage a consommé Piment frais mais les informations sur la quantité, l'unité ou la taille ne sont pas renseignées.Prière de renseigner. Le ménage a consommé Piment séché mais les informations sur la quantité, l'unité ou la taille ne sont pas renseignées.Prière de renseigner. Le ménage a consommé Poireau mais les informations sur la quantité, l'unité ou la taille ne sont pas renseignées.Prière de renseigner. Le ménage a consommé Poivre mais les informations sur la quantité, l'unité ou la taille ne sont pas renseignées.Prière de renseigner. Le ménage a consommé Poivron frais mais les informations sur la quantité, l'unité ou la taille ne sont pas renseignées.Prière de renseigner. Le ménage a consommé Pomme de terre mais les informations sur la quantité, l'unité ou la taille ne sont pas renseignées.Prière de renseigner. Le ménage a consommé Pommes mais les informations sur la quantité, l'unité ou la taille ne sont pas renseignées.Prière de renseigner. Le ménage a consommé Salade (laitue) mais les informations sur la quantité, l'unité ou la taille ne sont pas renseignées.Prière de renseigner. Le ménage a consommé Sel mais les informations sur la quantité, l'unité ou la taille ne sont pas renseignées.Prière de renseigner. Difficile de consommer le Sel en   prière de verifier. Le ménage a consommé Sucre en poudre  mais les informations sur la quantité, l'unité ou la taille ne sont pas renseignées.Prière de renseigner. Le ménage a consommé Tamarin noir mais les informations sur la quantité, l'unité ou la taille ne sont pas renseignées.Prière de renseigner. Le ménage a consommé Thé en sachet mais les informations sur la quantité, l'unité ou la taille ne sont pas renseignées.Prière de renseigner. Avertissement!!! Le ménage a consommé .a   de Thé en sachet, cette quantité semble anormale pour une consommation des 7 derniers jours.Les ménages consomment géneralement en sachet ou en paquet, prière de corriger ou de confirmer avec le QG. Le ménage a consommé Tomate fraîche mais les informations sur la quantité, l'unité ou la taille ne sont pas renseignées.Prière de renseigner. Le ménage a consommé Vinaigre de vin mais les informations sur la quantité, l'unité ou la taille ne sont pas renseignées.Prière de renseigner. Le ménage a consommé Œufs frais mais les informations sur la quantité, l'unité ou la taille ne sont pas renseignées.Prière de renseigner.</w:t>
+        <w:t>- Attention ! Le prix unitaire d'achat (2000 Fcfa) de Capitaine frais en Tas (Moyen) est relativement élevé par rapport aux autres prix observés dans cette zone. Prière de corriger ou de confirmer avec le QG. Attention ! Le prix unitaire d'achat (50 Fcfa) de Tamarin noir en Sachets (Petit) est relativement faible par rapport aux autres prix observés dans cette zone. Prière de corriger ou de confirmer avec le QG. Attention ! Le prix unitaire d'achat (500 Fcfa) de Escargots en Pièce (Petit) est relativement élevé par rapport aux autres prix observés dans cette zone. Prière de corriger ou de confirmer avec le QG. Avertissement!!! Le ménage a consommé 7 Paquet Petit de Thé en sachet, cette quantité semble anormale pour une consommation des 7 derniers jours.Prière de corriger ou de confirmer avec le QG. Avertissement!!!Le ménage a consommé 46 Morceau (Portion) de Petit de Fromage  ce qui semble incoherent pour une consommation aucours des 7 derniers jours, prière de verifier et corriger. Incohérence!! Dans ce ménage, chaque individus consomme par jour 62.82163 Kg  de cereale; Prière de revoir les quantités prises de ces produits. Le prix d'achat unitaire (6000 Fcfa) de Café moulu en Kg de taille taille unique prière de regarder les reponses prises dans les questions s07bq07a s07bq07b s07bq07c s07bq08 pour mieux corriger. Le prix d'achat unitaire (6000 Fcfa) de Poivre en Kg de taille taille unique prière de regarder les reponses prises dans les questions s07bq07a s07bq07b s07bq07c s07bq08 pour mieux corriger.</w:t>
       </w:r>
     </w:p>
     <w:p>
@@ -1010,6 +1010,31 @@
           <w:sz w:val="20"/>
         </w:rPr>
         <w:t>- Le montant (FCFA) du loyer mensuel payé pour un logement comme le votre dans ce village/quartier est trop élevé, Veuillez s'il vous plaît corriger cette information. Avertissement!! Le ménage (vit en milieu urbain) se débarrasse de ses ordures ménagères soit par le Dépotoir sauvage, brûle et enterre, prière de corriger ou confirmer avec le QG.</w:t>
+      </w:r>
+    </w:p>
+    <w:p>
+      <w:r>
+        <w:rPr>
+          <w:b/>
+          <w:color w:val="4672C4"/>
+          <w:sz w:val="22"/>
+        </w:rPr>
+        <w:t>&gt;&gt; Section12 - Actifs du menage</w:t>
+      </w:r>
+    </w:p>
+    <w:p>
+      <w:pPr>
+        <w:ind w:left="283"/>
+      </w:pPr>
+      <w:r>
+        <w:rPr>
+          <w:sz w:val="20"/>
+        </w:rPr>
+        <w:t xml:space="preserve">- Attention ! Antenne parabolique / décodeur a été achété à 25000 Fcfa est relativement élevé par rapport aux autres prix d'achat observés dans cette zone. Prière de corriger ou de confirmer avec le QG. </w:t>
+        <w:br/>
+        <w:t xml:space="preserve">- Attention ! Bonbonne de gaz a été revendu à 30000 Fcfa qui est relativement élevé par rapport aux autres prix de revente observés dans cette zone. Prière de corriger ou de confirmer avec le QG. </w:t>
+        <w:br/>
+        <w:t>- Attention ! Tapis a été revendu à 35000 Fcfa qui est relativement élevé par rapport aux autres prix de revente observés dans cette zone. Prière de corriger ou de confirmer avec le QG.</w:t>
       </w:r>
     </w:p>
     <w:p>
@@ -1408,15 +1433,15 @@
         <w:rPr>
           <w:sz w:val="20"/>
         </w:rPr>
-        <w:t xml:space="preserve">- Dans les milieux urbains c'est peu probable de voir une école dont les élèves ou étudiants ne dépensent pas en frais d'uniformes, prière de verifier pour maimouna sy et corriger ou confirmer avec le QG. </w:t>
+        <w:t xml:space="preserve">- Dans les milieux urbains c'est peu probable de voir une école dont les élèves ou étudiants ne dépensent pas en frais d'uniformes, prière de verifier pour maimouna sy et corriger ou confirmer avec le QG. Attention ! Le frais de scolarité (105000 Fcfa) de maimouna sy en 3ème année de Secondaire 1 (Moyen) Général est relativement élevé par rapport aux autres frais de scolarités observés dans cette zone. Prière de corriger ou de confirmer avec le QG. </w:t>
         <w:br/>
         <w:t xml:space="preserve">- La raison principale que Khady Faye n'a pas été à l'école entre 2024/2025 est trop agee et semble exister dans les modalités, prière de prendre attache avec le QG pour plus d'explication afin de la classer bien. </w:t>
         <w:br/>
         <w:t xml:space="preserve">- Peu probable! Mboubou Ba  n'arrive pas  à comprendre un petit texte lu dans une langue locale (s02q03). Veuillez corriger ou donner des explications au QG. Peu probable! Mboubou Ba  ne sait ni lire, ni écrire, ni comprendre dans aucune des langues  (s02q01,s02q02,s02q03). Veuillez corriger ou donner des explications au QG. La raison principale que Mboubou Ba n'a pas été à l'école entre 2024/2025 est trop agee et semble exister dans les modalités, prière de prendre attache avec le QG pour plus d'explication afin de la classer bien. </w:t>
         <w:br/>
-        <w:t xml:space="preserve">- Peu probable! amadou sy  n'arrive pas  à comprendre un petit texte lu dans une langue locale (s02q03). Veuillez corriger ou donner des explications au QG. Peu probable! amadou sy  ne sait ni lire, ni écrire, ni comprendre dans aucune des langues  (s02q01,s02q02,s02q03). Veuillez corriger ou donner des explications au QG. Peu plausible amadou sy fréquente au minimum le fondamental 1 mais ne sait ni lire ni comprendre la langue française, prière de corriger ou de confirmer avec le QG merci. Avertissement!! amadou sy fréquente au minimum la troisième année de fondamental 1 mais ne sait pas écrire, prière de corriger ou confirmer avec le QG.  Incohérence ! le montant payé de amadou sy pour la cotisation est très faible . veuillez, s'il vous plait, confirmer ces informations avec le QG ou apporter les corrections nécessaires. Dans les milieux urbains c'est peu probable de voir une école dont les élèves ou étudiants ne dépensent pas en frais d'uniformes, prière de verifier pour amadou sy et corriger ou confirmer avec le QG. Le montant des autres depenses pour l'année scolaire de amadou sy est faible ou élevé. veuillez, s'il vous plait, confirmer ces informations avec le QG ou apporter les corrections nécessaires. </w:t>
+        <w:t xml:space="preserve">- Peu probable! amadou sy  n'arrive pas  à comprendre un petit texte lu dans une langue locale (s02q03). Veuillez corriger ou donner des explications au QG. Peu probable! amadou sy  ne sait ni lire, ni écrire, ni comprendre dans aucune des langues  (s02q01,s02q02,s02q03). Veuillez corriger ou donner des explications au QG. Peu plausible amadou sy fréquente au minimum le fondamental 1 mais ne sait ni lire ni comprendre la langue française, prière de corriger ou de confirmer avec le QG merci. Avertissement!! amadou sy fréquente au minimum la troisième année de fondamental 1 mais ne sait pas écrire, prière de corriger ou confirmer avec le QG.  Incohérence ! le montant payé de amadou sy pour la cotisation est très faible . veuillez, s'il vous plait, confirmer ces informations avec le QG ou apporter les corrections nécessaires. Dans les milieux urbains c'est peu probable de voir une école dont les élèves ou étudiants ne dépensent pas en frais d'uniformes, prière de verifier pour amadou sy et corriger ou confirmer avec le QG. Le montant des autres depenses pour l'année scolaire de amadou sy est faible ou élevé. veuillez, s'il vous plait, confirmer ces informations avec le QG ou apporter les corrections nécessaires. Attention ! Le frais de scolarité (200 Fcfa) de amadou sy en 4ème année de Primaire est relativement faible par rapport aux autres frais de scolarités observés dans cette zone. Prière de corriger ou de confirmer avec le QG. </w:t>
         <w:br/>
-        <w:t>- Peu probable! seydina mouhamed ndiaye  n'arrive pas  à comprendre un petit texte lu dans une langue locale (s02q03). Veuillez corriger ou donner des explications au QG. Peu probable! seydina mouhamed ndiaye  ne sait ni lire, ni écrire, ni comprendre dans aucune des langues  (s02q01,s02q02,s02q03). Veuillez corriger ou donner des explications au QG.  Incohérence ! seulement les écoles gouvermentales paient les cotisations (Gouvernement, communauté, ONG ou organisation humanitaire). veuillez, s'il vous plait, confirmer cette information de seydina mouhamed ndiaye avec le QG ou apporter les corrections nécessaires. Le montant des frais pour les cahiers et autres matériels scolaires pour l'année scolaire de seydina mouhamed ndiaye est de 0 FCFA, seydina mouhamed ndiaye a fait comment pour payer ces cahiers et autres matériels scolaires (SAC, stylo, craie, ardoise, crayon...) ? prière de corriger. Dans les milieux urbains c'est peu probable de voir une école dont les élèves ou étudiants ne dépensent pas en frais d'uniformes, prière de verifier pour seydina mouhamed ndiaye et corriger ou confirmer avec le QG.</w:t>
+        <w:t>- Peu probable! seydina mouhamed ndiaye  n'arrive pas  à comprendre un petit texte lu dans une langue locale (s02q03). Veuillez corriger ou donner des explications au QG. Peu probable! seydina mouhamed ndiaye  ne sait ni lire, ni écrire, ni comprendre dans aucune des langues  (s02q01,s02q02,s02q03). Veuillez corriger ou donner des explications au QG.  Incohérence ! seulement les écoles gouvermentales paient les cotisations (Gouvernement, communauté, ONG ou organisation humanitaire). veuillez, s'il vous plait, confirmer cette information de seydina mouhamed ndiaye avec le QG ou apporter les corrections nécessaires. Le montant des frais pour les cahiers et autres matériels scolaires pour l'année scolaire de seydina mouhamed ndiaye est de 0 FCFA, seydina mouhamed ndiaye a fait comment pour payer ces cahiers et autres matériels scolaires (SAC, stylo, craie, ardoise, crayon...) ? prière de corriger. Dans les milieux urbains c'est peu probable de voir une école dont les élèves ou étudiants ne dépensent pas en frais d'uniformes, prière de verifier pour seydina mouhamed ndiaye et corriger ou confirmer avec le QG. Attention ! Le frais de scolarité (140000 Fcfa) de seydina mouhamed ndiaye en 3ème année de Maternelle est relativement élevé par rapport aux autres frais de scolarités observés dans cette zone. Prière de corriger ou de confirmer avec le QG.</w:t>
       </w:r>
     </w:p>
     <w:p>
@@ -1460,7 +1485,7 @@
         <w:rPr>
           <w:sz w:val="20"/>
         </w:rPr>
-        <w:t>- Attention ! Le prix unitaire d'achat (150 Fcfa) de Carotte en Pièce (Moyen) est relativement élevé par rapport aux autres prix observés dans cette zone. Prière de corriger ou de confirmer avec le QG. Attention ! Le prix unitaire d'achat (200 Fcfa) de Choux en Morceau (Portion) (Petit) est relativement élevé par rapport aux autres prix observés dans cette zone. Prière de corriger ou de confirmer avec le QG. Attention ! Le prix unitaire d'achat (225 Fcfa) de Café en poudre soluble en Sachets industriel (Petit) est relativement élevé par rapport aux autres prix observés dans cette zone. Prière de corriger ou de confirmer avec le QG. Incohérence!! Dans ce ménage, chaque individus consomme par jour 12.46119 Kg  de cereale; Prière de revoir les quantités prises de ces produits.</w:t>
+        <w:t>- Attention ! Le prix unitaire d'achat (150 Fcfa) de Carotte en Pièce (Moyen) est relativement élevé par rapport aux autres prix observés dans cette zone. Prière de corriger ou de confirmer avec le QG. Attention ! Le prix unitaire d'achat (200 Fcfa) de Choux en Morceau (Portion) (Petit) est relativement élevé par rapport aux autres prix observés dans cette zone. Prière de corriger ou de confirmer avec le QG. Attention ! Le prix unitaire d'achat (225 Fcfa) de Café en poudre soluble en Sachets industriel (Petit) est relativement élevé par rapport aux autres prix observés dans cette zone. Prière de corriger ou de confirmer avec le QG. Incohérence!! Dans ce ménage, chaque individus consomme par jour 25.34214 Kg  de cereale; Prière de revoir les quantités prises de ces produits.</w:t>
       </w:r>
     </w:p>
     <w:p>
@@ -1586,6 +1611,8 @@
         <w:rPr>
           <w:sz w:val="20"/>
         </w:rPr>
+        <w:t xml:space="preserve">- Attention ! Bonbonne de gaz a été achété à 32000 Fcfa est relativement élevé par rapport aux autres prix d'achat observés dans cette zone. Prière de corriger ou de confirmer avec le QG. Attention ! Bonbonne de gaz a été revendu à 32000 Fcfa qui est relativement élevé par rapport aux autres prix de revente observés dans cette zone. Prière de corriger ou de confirmer avec le QG. </w:t>
+        <w:br/>
         <w:t xml:space="preserve">- Le prix d'achat de l'article  Armoires et autres meubles ne doit pas être égal 0 même si le ménage l'a reçu en cadeau prière de leurs aider à faire une estimations. Le prix de revente de l'article  Armoires et autres meubles ne doit pas être égal 0 même si le ménage l'a reçu en cadeau prière de leurs aider à faire une estimations. </w:t>
         <w:br/>
         <w:t xml:space="preserve">- Le prix d'achat de l'article  Lit ne doit pas être égal 0 même si le ménage l'a reçu en cadeau prière de leurs aider à faire une estimations. Le prix de revente de l'article  Lit ne doit pas être égal 0 même si le ménage l'a reçu en cadeau prière de leurs aider à faire une estimations. </w:t>
@@ -2102,7 +2129,7 @@
         <w:rPr>
           <w:sz w:val="20"/>
         </w:rPr>
-        <w:t>- Attention ! Le prix unitaire d'achat (1600 Fcfa) de Banane douce en Kg (taille unique) est relativement élevé par rapport aux autres prix observés dans cette zone. Prière de corriger ou de confirmer avec le QG. Attention ! Le prix unitaire d'achat (37.5 Fcfa) de Cube alimentaire (Maggi, Jumbo, ) en Cube (Petit) est relativement élevé par rapport aux autres prix observés dans cette zone. Prière de corriger ou de confirmer avec le QG. Attention ! Le prix unitaire d'achat (500 Fcfa) de Poivre en Sachets (Petit) est relativement élevé par rapport aux autres prix observés dans cette zone. Prière de corriger ou de confirmer avec le QG. Avertissement!!! Le ménage a consommé 10 Cuillère Tres petit de Chocolat pâte à tartiner, cette quantité semble anormale pour une consommation des 7 derniers jours.Prière de corriger ou de confirmer avec le QG. Avertissement!!! Le ménage a consommé 7 Paquet Petit de Thé en sachet, cette quantité semble anormale pour une consommation des 7 derniers jours.Prière de corriger ou de confirmer avec le QG. Avertissement!! le prix unitaire (125 Fcfa) de Thé en sachet (unité: Paquet) de taille Petit est très faible ou élevé. Prière de corriger ou de confirmer avec le QG. Avertissement!!!Le ménage a consommé 65 Pièce de Petit de Sucre en morceaux  ce qui semble incoherent pour une consommation aucours des 7 derniers jours, prière de verifier et corriger. Avertissement!!! Le ménage a consommé 65 Pièce Petit de Sucre en morceaux, cette quantité semble anormale pour une consommation des 7 derniers jours.Prière de corriger ou de confirmer avec le QG. Incohérence!! Dans ce ménage, chaque individus consomme par jour 56.5625 Kg  de cereale; Prière de revoir les quantités prises de ces produits. Incohérence!! Dans ce ménage, chaque individus consomme par jour 56.5625 Kg  de cereale; Prière de revoir les quantités prises de ces produits. Le prix d'achat unitaire (2350 Fcfa) de Fonio en Kg de taille taille unique semble élevé, prière de regarder les reponses prises dans les questions s07bq07a s07bq07b s07bq07c s07bq08 pour mieux corriger.</w:t>
+        <w:t>- Attention ! Le prix unitaire d'achat (1600 Fcfa) de Banane douce en Kg (taille unique) est relativement élevé par rapport aux autres prix observés dans cette zone. Prière de corriger ou de confirmer avec le QG. Attention ! Le prix unitaire d'achat (200 Fcfa) de Gombo frais en Tas (Petit) est relativement élevé par rapport aux autres prix observés dans cette zone. Prière de corriger ou de confirmer avec le QG. Attention ! Le prix unitaire d'achat (37.5 Fcfa) de Cube alimentaire (Maggi, Jumbo, ) en Cube (Petit) est relativement élevé par rapport aux autres prix observés dans cette zone. Prière de corriger ou de confirmer avec le QG. Attention ! Le prix unitaire d'achat (3750 Fcfa) de Viande de poulet entier en Pièce (Moyen) est relativement élevé par rapport aux autres prix observés dans cette zone. Prière de corriger ou de confirmer avec le QG. Attention ! Le prix unitaire d'achat (500 Fcfa) de Poivre en Sachets (Petit) est relativement élevé par rapport aux autres prix observés dans cette zone. Prière de corriger ou de confirmer avec le QG. Avertissement!!! Le ménage a consommé 10 Cuillère Tres petit de Chocolat pâte à tartiner, cette quantité semble anormale pour une consommation des 7 derniers jours.Prière de corriger ou de confirmer avec le QG. Avertissement!!! Le ménage a consommé 7 Paquet Petit de Thé en sachet, cette quantité semble anormale pour une consommation des 7 derniers jours.Prière de corriger ou de confirmer avec le QG. Avertissement!! le prix unitaire (125 Fcfa) de Thé en sachet (unité: Paquet) de taille Petit est très faible ou élevé. Prière de corriger ou de confirmer avec le QG. Avertissement!!!Le ménage a consommé 65 Pièce de Petit de Sucre en morceaux  ce qui semble incoherent pour une consommation aucours des 7 derniers jours, prière de verifier et corriger. Avertissement!!! Le ménage a consommé 65 Pièce Petit de Sucre en morceaux, cette quantité semble anormale pour une consommation des 7 derniers jours.Prière de corriger ou de confirmer avec le QG. Incohérence!! Dans ce ménage, chaque individus consomme par jour 95.72321 Kg  de cereale; Prière de revoir les quantités prises de ces produits. Incohérence!! Dans ce ménage, chaque individus consomme par jour 95.72321 Kg  de cereale; Prière de revoir les quantités prises de ces produits. Le prix d'achat unitaire (2350 Fcfa) de Fonio en Kg de taille taille unique semble élevé, prière de regarder les reponses prises dans les questions s07bq07a s07bq07b s07bq07c s07bq08 pour mieux corriger.</w:t>
       </w:r>
     </w:p>
     <w:p>
@@ -2165,7 +2192,7 @@
         <w:rPr>
           <w:sz w:val="20"/>
         </w:rPr>
-        <w:t>- Avertissement!!! Le ménage de IBRAHIMA DIALLO a comme taille 4 personnes dont ils vivent à SAINT-LOUIS Urbain et aucune d'entre ne possède une entreprise non agricole, prière de revoir cette partie de la section 10 de ce menage.</w:t>
+        <w:t>- Avertissement!!! Le ménage de AISSATOU BA a comme taille 4 personnes dont ils vivent à SAINT-LOUIS Urbain et aucune d'entre ne possède une entreprise non agricole, prière de revoir cette partie de la section 10 de ce menage.</w:t>
       </w:r>
     </w:p>
     <w:p>
@@ -2207,9 +2234,11 @@
         <w:rPr>
           <w:sz w:val="20"/>
         </w:rPr>
-        <w:t xml:space="preserve">- Attention ! Téléphone portable a été achété à 145000 Fcfa est relativement élevé par rapport aux autres prix d'achat observés dans cette zone. Prière de corriger ou de confirmer avec le QG. Attention ! Téléphone portable a été revendu à 145000 Fcfa qui est relativement élevé par rapport aux autres prix de revente observés dans cette zone. Prière de corriger ou de confirmer avec le QG. </w:t>
+        <w:t xml:space="preserve">- Attention ! Antenne parabolique / décodeur a été achété à 25000 Fcfa est relativement élevé par rapport aux autres prix d'achat observés dans cette zone. Prière de corriger ou de confirmer avec le QG. </w:t>
         <w:br/>
-        <w:t>- Attention ! Ventilateur sur pied a été revendu à 30000 Fcfa qui est relativement élevé par rapport aux autres prix de revente observés dans cette zone. Prière de corriger ou de confirmer avec le QG.</w:t>
+        <w:t xml:space="preserve">- Attention ! Tapis a été achété à 45000 Fcfa est relativement élevé par rapport aux autres prix d'achat observés dans cette zone. Prière de corriger ou de confirmer avec le QG. Attention ! Tapis a été revendu à 45000 Fcfa qui est relativement élevé par rapport aux autres prix de revente observés dans cette zone. Prière de corriger ou de confirmer avec le QG. </w:t>
+        <w:br/>
+        <w:t>- Attention ! Téléphone portable a été achété à 145000 Fcfa est relativement élevé par rapport aux autres prix d'achat observés dans cette zone. Prière de corriger ou de confirmer avec le QG. Attention ! Téléphone portable a été revendu à 145000 Fcfa qui est relativement élevé par rapport aux autres prix de revente observés dans cette zone. Prière de corriger ou de confirmer avec le QG.</w:t>
       </w:r>
     </w:p>
     <w:p>
@@ -2272,7 +2301,7 @@
         <w:rPr>
           <w:sz w:val="20"/>
         </w:rPr>
-        <w:t>- La section 16 du ménage de IBRAHIMA DIALLO n'est pas renseigné, prière de renseigner.</w:t>
+        <w:t>- La section 16 du ménage de AISSATOU BA n'est pas renseigné, prière de renseigner.</w:t>
       </w:r>
     </w:p>
     <w:p>
@@ -2749,7 +2778,7 @@
         <w:rPr>
           <w:sz w:val="20"/>
         </w:rPr>
-        <w:t>- Attention ! Le prix unitaire d'achat (150 Fcfa) de Aubergine   en Pièce (Moyen) est relativement élevé par rapport aux autres prix observés dans cette zone. Prière de corriger ou de confirmer avec le QG. Attention ! Le prix unitaire d'achat (200 Fcfa) de Carotte en Pièce (Petit) est relativement élevé par rapport aux autres prix observés dans cette zone. Prière de corriger ou de confirmer avec le QG. Attention ! Le prix unitaire d'achat (2000 Fcfa) de Huile de palme raffinée en Litre (taille unique) est relativement élevé par rapport aux autres prix observés dans cette zone. Prière de corriger ou de confirmer avec le QG. Attention ! Le prix unitaire d'achat (50 Fcfa) de Manioc en tubercules en Morceau (Portion) (Moyen) est relativement faible par rapport aux autres prix observés dans cette zone. Prière de corriger ou de confirmer avec le QG. Avertissement!!! Le ménage a consommé 10 Morceau (Portion) Petit de Poisson de mer séché (yayeboye), cette quantité semble anormale pour une consommation des 7 derniers jours.Prière de corriger ou de confirmer avec le QG. Avertissement!!!Le ménage a consommé 49 miche de Moyen de Pain moderne (Baguette)  ce qui semble incoherent pour une consommation aucours des 7 derniers jours, prière de verifier et corriger. Attention ! Le prix unitaire d'achat (150 Fcfa) de Pain moderne (Baguette) en miche (Moyen) est relativement faible par rapport aux autres prix observés dans cette zone. Prière de corriger ou de confirmer avec le QG. Difficile de consommer le Sel en Boite (Autre que la boite/pot de tomate) Petit prière de verifier. Incohérence!! Dans ce ménage, chaque individus consomme par jour 15.16714 Kg  de cereale; Prière de revoir les quantités prises de ces produits. Incohérence!! Dans ce ménage, chaque individus consomme par jour 15.16714 Kg  de cereale; Prière de revoir les quantités prises de ces produits.</w:t>
+        <w:t>- Attention ! Le prix unitaire d'achat (150 Fcfa) de Aubergine   en Pièce (Moyen) est relativement élevé par rapport aux autres prix observés dans cette zone. Prière de corriger ou de confirmer avec le QG. Attention ! Le prix unitaire d'achat (200 Fcfa) de Carotte en Pièce (Petit) est relativement élevé par rapport aux autres prix observés dans cette zone. Prière de corriger ou de confirmer avec le QG. Attention ! Le prix unitaire d'achat (200 Fcfa) de Escargots en Morceau (Portion) (Petit) est relativement élevé par rapport aux autres prix observés dans cette zone. Prière de corriger ou de confirmer avec le QG. Attention ! Le prix unitaire d'achat (2000 Fcfa) de Huile de palme raffinée en Litre (taille unique) est relativement élevé par rapport aux autres prix observés dans cette zone. Prière de corriger ou de confirmer avec le QG. Attention ! Le prix unitaire d'achat (3750 Fcfa) de Lait en poudre en Kg (taille unique) est relativement élevé par rapport aux autres prix observés dans cette zone. Prière de corriger ou de confirmer avec le QG. Attention ! Le prix unitaire d'achat (50 Fcfa) de Manioc en tubercules en Morceau (Portion) (Moyen) est relativement faible par rapport aux autres prix observés dans cette zone. Prière de corriger ou de confirmer avec le QG. Avertissement!!! Le ménage a consommé 10 Morceau (Portion) Petit de Poisson de mer séché (yayeboye), cette quantité semble anormale pour une consommation des 7 derniers jours.Prière de corriger ou de confirmer avec le QG. Avertissement!!!Le ménage a consommé 49 miche de Moyen de Pain moderne (Baguette)  ce qui semble incoherent pour une consommation aucours des 7 derniers jours, prière de verifier et corriger. Attention ! Le prix unitaire d'achat (150 Fcfa) de Pain moderne (Baguette) en miche (Moyen) est relativement faible par rapport aux autres prix observés dans cette zone. Prière de corriger ou de confirmer avec le QG. Difficile de consommer le Sel en Boite (Autre que la boite/pot de tomate) Petit prière de verifier. Incohérence!! Dans ce ménage, chaque individus consomme par jour 24.59875 Kg  de cereale; Prière de revoir les quantités prises de ces produits. Incohérence!! Dans ce ménage, chaque individus consomme par jour 24.59875 Kg  de cereale; Prière de revoir les quantités prises de ces produits.</w:t>
       </w:r>
     </w:p>
     <w:p>
@@ -2812,7 +2841,7 @@
         <w:rPr>
           <w:sz w:val="20"/>
         </w:rPr>
-        <w:t xml:space="preserve">- Attention ! Ventilateur sur pied a été revendu à 30000 Fcfa qui est relativement élevé par rapport aux autres prix de revente observés dans cette zone. Prière de corriger ou de confirmer avec le QG. </w:t>
+        <w:t xml:space="preserve">- Attention ! Bonbonne de gaz a été revendu à 30000 Fcfa qui est relativement élevé par rapport aux autres prix de revente observés dans cette zone. Prière de corriger ou de confirmer avec le QG. </w:t>
         <w:br/>
         <w:t xml:space="preserve">- Le prix d'achat de l'article  Congélateur ne doit pas être égal 0 même si le ménage l'a reçu en cadeau prière de leurs aider à faire une estimations. Le prix de revente de l'article  Congélateur ne doit pas être égal 0 même si le ménage l'a reçu en cadeau prière de leurs aider à faire une estimations. </w:t>
         <w:br/>
@@ -3367,7 +3396,7 @@
         <w:rPr>
           <w:sz w:val="20"/>
         </w:rPr>
-        <w:t>- Attention ! Le prix unitaire d'achat (33.33333 Fcfa) de Poivron frais en Pièce (Petit) est relativement faible par rapport aux autres prix observés dans cette zone. Prière de corriger ou de confirmer avec le QG. Attention ! Le prix unitaire d'achat (500 Fcfa) de Spaghettis en Sachets industriel (Petit) est relativement élevé par rapport aux autres prix observés dans cette zone. Prière de corriger ou de confirmer avec le QG. Avertissement!!! Le ménage a consommé 7 Paquet Petit de Thé en sachet, cette quantité semble anormale pour une consommation des 7 derniers jours.Prière de corriger ou de confirmer avec le QG. Avertissement!! le prix unitaire (175 Fcfa) de Thé en sachet (unité: Paquet) de taille Petit est très faible ou élevé. Prière de corriger ou de confirmer avec le QG. Incohérence!! Dans ce ménage, chaque individus consomme par jour 29.4146 Kg  de cereale; Prière de revoir les quantités prises de ces produits.</w:t>
+        <w:t>- Attention ! Le prix unitaire d'achat (1400 Fcfa) de Mandarine/Clémentine en Kg (taille unique) est relativement élevé par rapport aux autres prix observés dans cette zone. Prière de corriger ou de confirmer avec le QG. Avertissement!!! Le ménage a consommé 7 Paquet Petit de Thé en sachet, cette quantité semble anormale pour une consommation des 7 derniers jours.Prière de corriger ou de confirmer avec le QG. Avertissement!! le prix unitaire (175 Fcfa) de Thé en sachet (unité: Paquet) de taille Petit est très faible ou élevé. Prière de corriger ou de confirmer avec le QG. Attention ! Le prix unitaire d'achat (175 Fcfa) de Thé en sachet en Paquet (Petit) est relativement élevé par rapport aux autres prix observés dans cette zone. Prière de corriger ou de confirmer avec le QG. Incohérence!! Dans ce ménage, chaque individus consomme par jour 50.88683 Kg  de cereale; Prière de revoir les quantités prises de ces produits.</w:t>
       </w:r>
     </w:p>
     <w:p>
@@ -3388,7 +3417,7 @@
         <w:rPr>
           <w:sz w:val="20"/>
         </w:rPr>
-        <w:t>- Le noms de l'entreprise Djiby Sow2 ne doit pas contenir de chiffre et doit être bien renseigné, prière de bien renseigné .</w:t>
+        <w:t>- Le salaire qu'une personne de cette catégorie (10.62) a travaillé(e) dans cette entreprise service de peintre est élevé ou faible. Prière de confirmer cette information avec le QG ou de corriger. Le noms de l'entreprise Djiby Sow2 ne doit pas contenir de chiffre et doit être bien renseigné, prière de bien renseigné .</w:t>
       </w:r>
     </w:p>
     <w:p>
@@ -3430,6 +3459,8 @@
         <w:rPr>
           <w:sz w:val="20"/>
         </w:rPr>
+        <w:t xml:space="preserve">- Attention ! Bonbonne de gaz a été achété à 32000 Fcfa est relativement élevé par rapport aux autres prix d'achat observés dans cette zone. Prière de corriger ou de confirmer avec le QG. Attention ! Bonbonne de gaz a été revendu à 30000 Fcfa qui est relativement élevé par rapport aux autres prix de revente observés dans cette zone. Prière de corriger ou de confirmer avec le QG. </w:t>
+        <w:br/>
         <w:t>- Avertissement !! L'âge de l'article  Fer à repasser à charbon dans ce ménages est très élevé (30), prière de corriger ou confirmer avec le QG.</w:t>
       </w:r>
     </w:p>
@@ -3921,7 +3952,7 @@
         <w:rPr>
           <w:sz w:val="20"/>
         </w:rPr>
-        <w:t>- Avertissement!! La quantité (3.75 litre) du produit Huile de soja  consommée  par le ménage semble très élevé, prière de corriger ou confirmer avec le QG. Avertissement!!! Le ménage a consommé 5 Paquet Petit de Thé en sachet, cette quantité semble anormale pour une consommation des 7 derniers jours.Prière de corriger ou de confirmer avec le QG. Avertissement!! le prix unitaire (150 Fcfa) de Thé en sachet (unité: Paquet) de taille Petit est très faible ou élevé. Prière de corriger ou de confirmer avec le QG. Incohérence!! Dans ce ménage, chaque individus consomme par jour 55.90714 Kg  de cereale; Prière de revoir les quantités prises de ces produits.</w:t>
+        <w:t>- Attention ! Le prix unitaire d'achat (2000 Fcfa) de Viande de bœuf: filet, faux-filet en Kg (taille unique) est relativement faible par rapport aux autres prix observés dans cette zone. Prière de corriger ou de confirmer avec le QG. Avertissement!! La quantité (3.75 litre) du produit Huile de soja  consommée  par le ménage semble très élevé, prière de corriger ou confirmer avec le QG. Avertissement!!! Le ménage a consommé 5 Paquet Petit de Thé en sachet, cette quantité semble anormale pour une consommation des 7 derniers jours.Prière de corriger ou de confirmer avec le QG. Avertissement!! le prix unitaire (150 Fcfa) de Thé en sachet (unité: Paquet) de taille Petit est très faible ou élevé. Prière de corriger ou de confirmer avec le QG. Attention ! Le prix unitaire d'achat (150 Fcfa) de Thé en sachet en Paquet (Petit) est relativement élevé par rapport aux autres prix observés dans cette zone. Prière de corriger ou de confirmer avec le QG. Incohérence!! Dans ce ménage, chaque individus consomme par jour 90.25 Kg  de cereale; Prière de revoir les quantités prises de ces produits.</w:t>
       </w:r>
     </w:p>
     <w:p>
@@ -4028,7 +4059,7 @@
         <w:rPr>
           <w:sz w:val="20"/>
         </w:rPr>
-        <w:t xml:space="preserve">- Attention ! Ventilateur sur pied a été achété à 45000 Fcfa est relativement élevé par rapport aux autres prix d'achat observés dans cette zone. Prière de corriger ou de confirmer avec le QG. Attention ! Ventilateur sur pied a été revendu à 35000 Fcfa qui est relativement élevé par rapport aux autres prix de revente observés dans cette zone. Prière de corriger ou de confirmer avec le QG. </w:t>
+        <w:t xml:space="preserve">- Attention ! Ventilateur sur pied a été achété à 45000 Fcfa est relativement élevé par rapport aux autres prix d'achat observés dans cette zone. Prière de corriger ou de confirmer avec le QG. </w:t>
         <w:br/>
         <w:t>- Avertissement!!! Le prix d'achat (12500) de l'article  Bonbonne de gaz est inférieur aux prix de revente (15000)  avec l'âge du bien atteignant 5 ans. Prière de vérifier ou confirmer avec l'enquêté et mettre les bonnes valeurs après verification, s'il le faut.</w:t>
       </w:r>
@@ -4103,27 +4134,6 @@
           <w:color w:val="4672C4"/>
           <w:sz w:val="22"/>
         </w:rPr>
-        <w:t>&gt;&gt; Section16b - Couts des intrants agricoles</w:t>
-      </w:r>
-    </w:p>
-    <w:p>
-      <w:pPr>
-        <w:ind w:left="283"/>
-      </w:pPr>
-      <w:r>
-        <w:rPr>
-          <w:sz w:val="20"/>
-        </w:rPr>
-        <w:t>- Quantité totale de [INTRANT] utilisée trop élevé, veuillez vérifier.</w:t>
-      </w:r>
-    </w:p>
-    <w:p>
-      <w:r>
-        <w:rPr>
-          <w:b/>
-          <w:color w:val="4672C4"/>
-          <w:sz w:val="22"/>
-        </w:rPr>
         <w:t>&gt;&gt; Section16e - Agriculture</w:t>
       </w:r>
     </w:p>
@@ -4136,27 +4146,6 @@
           <w:sz w:val="20"/>
         </w:rPr>
         <w:t>- Avertissement !!!! Cette parcelle de la section 16E s'agit-il pas d'une parcelle déja listée en 16A ? Veuillez verifier s'il vous plaît afin d'éviter le double compte.</w:t>
-      </w:r>
-    </w:p>
-    <w:p>
-      <w:r>
-        <w:rPr>
-          <w:b/>
-          <w:color w:val="4672C4"/>
-          <w:sz w:val="22"/>
-        </w:rPr>
-        <w:t>&gt;&gt; Section19 - Equipements agricoles</w:t>
-      </w:r>
-    </w:p>
-    <w:p>
-      <w:pPr>
-        <w:ind w:left="283"/>
-      </w:pPr>
-      <w:r>
-        <w:rPr>
-          <w:sz w:val="20"/>
-        </w:rPr>
-        <w:t>- Incohérence!! Le ménage à declaré posseder Charrettes en 19q03 alors que la question 19q04 n'est pas renseignée, veuillez renseigner le nombre ou corriger l'incohérence.</w:t>
       </w:r>
     </w:p>
     <w:p>
@@ -4569,7 +4558,7 @@
         <w:rPr>
           <w:sz w:val="20"/>
         </w:rPr>
-        <w:t>- La dernière fois que vous avez acheté Poireau est dans le quartier et semble exister dans les modalités, prière de prendre attache avec le QG pour plus d'explication afin de la classer bien. Attention ! Le prix unitaire d'achat (33.33333 Fcfa) de Oignon frais en Pièce (Petit) est relativement faible par rapport aux autres prix observés dans cette zone. Prière de corriger ou de confirmer avec le QG. Avertissement!!! Le ménage a consommé 7 Paquet Petit de Thé en sachet, cette quantité semble anormale pour une consommation des 7 derniers jours.Prière de corriger ou de confirmer avec le QG. Avertissement!! le prix unitaire (150 Fcfa) de Thé en sachet (unité: Paquet) de taille Petit est très faible ou élevé. Prière de corriger ou de confirmer avec le QG. Incohérence!! Dans ce ménage, chaque individus consomme par jour 30.55755 Kg  de cereale; Prière de revoir les quantités prises de ces produits.</w:t>
+        <w:t>- La dernière fois que vous avez acheté Poireau est dans le quartier et semble exister dans les modalités, prière de prendre attache avec le QG pour plus d'explication afin de la classer bien. Attention ! Le prix unitaire d'achat (1600 Fcfa) de Lait en poudre en Kg (taille unique) est relativement faible par rapport aux autres prix observés dans cette zone. Prière de corriger ou de confirmer avec le QG. Attention ! Le prix unitaire d'achat (33.33333 Fcfa) de Oignon frais en Pièce (Petit) est relativement faible par rapport aux autres prix observés dans cette zone. Prière de corriger ou de confirmer avec le QG. Attention ! Le prix unitaire d'achat (633.3333 Fcfa) de Huile de soja  en Litre (taille unique) est relativement faible par rapport aux autres prix observés dans cette zone. Prière de corriger ou de confirmer avec le QG. Avertissement!!! Le ménage a consommé 7 Paquet Petit de Thé en sachet, cette quantité semble anormale pour une consommation des 7 derniers jours.Prière de corriger ou de confirmer avec le QG. Avertissement!! le prix unitaire (150 Fcfa) de Thé en sachet (unité: Paquet) de taille Petit est très faible ou élevé. Prière de corriger ou de confirmer avec le QG. Attention ! Le prix unitaire d'achat (150 Fcfa) de Thé en sachet en Paquet (Petit) est relativement élevé par rapport aux autres prix observés dans cette zone. Prière de corriger ou de confirmer avec le QG. Incohérence!! Dans ce ménage, chaque individus consomme par jour 54.44653 Kg  de cereale; Prière de revoir les quantités prises de ces produits.</w:t>
       </w:r>
     </w:p>
     <w:p>
@@ -4612,27 +4601,6 @@
           <w:sz w:val="20"/>
         </w:rPr>
         <w:t>- Avertissement!!! Le ménage de Maboury kane a comme taille 7 personnes dont ils vivent à SAINT-LOUIS Urbain et aucune d'entre ne possède une entreprise non agricole, prière de revoir cette partie de la section 10 de ce menage.</w:t>
-      </w:r>
-    </w:p>
-    <w:p>
-      <w:r>
-        <w:rPr>
-          <w:b/>
-          <w:color w:val="4672C4"/>
-          <w:sz w:val="22"/>
-        </w:rPr>
-        <w:t>&gt;&gt; Section12 - Actifs du menage</w:t>
-      </w:r>
-    </w:p>
-    <w:p>
-      <w:pPr>
-        <w:ind w:left="283"/>
-      </w:pPr>
-      <w:r>
-        <w:rPr>
-          <w:sz w:val="20"/>
-        </w:rPr>
-        <w:t>- Attention ! Ventilateur sur pied a été achété à 40000 Fcfa est relativement élevé par rapport aux autres prix d'achat observés dans cette zone. Prière de corriger ou de confirmer avec le QG. Attention ! Ventilateur sur pied a été revendu à 30000 Fcfa qui est relativement élevé par rapport aux autres prix de revente observés dans cette zone. Prière de corriger ou de confirmer avec le QG.</w:t>
       </w:r>
     </w:p>
     <w:p>
